--- a/templates_fiz/03_Физлицо_Сопровождение.docx
+++ b/templates_fiz/03_Физлицо_Сопровождение.docx
@@ -199,7 +199,7 @@
           <w:sz w:val="24"/>
           <w:szCs w:val="24"/>
         </w:rPr>
-        <w:t xml:space="preserve">, паспорт {{ client_passport }}, выдан {{ client_issued }} {{ client_issued_date }}, код подразделения {{ client_code }}, адрес регистрации: {{ client_address }}, именуемый(ая) в дальнейшем «Заказчик», с одной стороны, и </w:t>
+        <w:t xml:space="preserve">, паспорт {{ client_passport }}, выдан {{ client_passport_issued }} {{ client_passport_issued_date }}, код подразделения {{ client_code }}, адрес регистрации: {{ client_address }}, именуемый(ая) в дальнейшем «Заказчик», с одной стороны, и </w:t>
       </w:r>
       <w:r>
         <w:rPr>
@@ -7206,7 +7206,7 @@
                 <w:sz w:val="24"/>
                 <w:szCs w:val="24"/>
               </w:rPr>
-              <w:t xml:space="preserve">Кем выдан: {{ client_issued }}</w:t>
+              <w:t xml:space="preserve">Кем выдан: {{ client_passport_issued }}</w:t>
             </w:r>
             <w:r>
               <w:rPr>
@@ -7232,7 +7232,7 @@
                 <w:sz w:val="24"/>
                 <w:szCs w:val="24"/>
               </w:rPr>
-              <w:t xml:space="preserve">Дата выдачи: {{ client_issued_date }}</w:t>
+              <w:t xml:space="preserve">Дата выдачи: {{ client_passport_issued_date }}</w:t>
             </w:r>
             <w:r>
               <w:rPr>
@@ -7264,64 +7264,6 @@
             <w:r>
               <w:rPr>
                 <w:rFonts w:ascii="Garamond" w:hAnsi="Garamond"/>
-                <w:sz w:val="24"/>
-                <w:szCs w:val="24"/>
-              </w:rPr>
-            </w:r>
-          </w:p>
-          <w:p>
-            <w:pPr>
-              <w:ind w:right="1620"/>
-              <w:spacing w:line="240" w:lineRule="auto"/>
-              <w:rPr>
-                <w:rFonts w:ascii="Garamond" w:hAnsi="Garamond"/>
-                <w:bCs/>
-                <w:sz w:val="24"/>
-                <w:szCs w:val="24"/>
-              </w:rPr>
-            </w:pPr>
-            <w:r>
-              <w:rPr>
-                <w:rFonts w:ascii="Garamond" w:hAnsi="Garamond"/>
-                <w:bCs/>
-                <w:sz w:val="24"/>
-                <w:szCs w:val="24"/>
-              </w:rPr>
-              <w:t xml:space="preserve">{{ client_inn_line }}</w:t>
-            </w:r>
-            <w:r>
-              <w:rPr>
-                <w:rFonts w:ascii="Garamond" w:hAnsi="Garamond"/>
-                <w:bCs/>
-                <w:sz w:val="24"/>
-                <w:szCs w:val="24"/>
-              </w:rPr>
-            </w:r>
-          </w:p>
-          <w:p>
-            <w:pPr>
-              <w:ind w:right="1620"/>
-              <w:spacing w:line="240" w:lineRule="auto"/>
-              <w:rPr>
-                <w:rFonts w:ascii="Garamond" w:hAnsi="Garamond"/>
-                <w:bCs/>
-                <w:sz w:val="24"/>
-                <w:szCs w:val="24"/>
-              </w:rPr>
-            </w:pPr>
-            <w:r>
-              <w:rPr>
-                <w:rFonts w:ascii="Garamond" w:hAnsi="Garamond"/>
-                <w:bCs/>
-                <w:sz w:val="24"/>
-                <w:szCs w:val="24"/>
-              </w:rPr>
-              <w:t xml:space="preserve">{{ client_bank_details }}</w:t>
-            </w:r>
-            <w:r>
-              <w:rPr>
-                <w:rFonts w:ascii="Garamond" w:hAnsi="Garamond"/>
-                <w:bCs/>
                 <w:sz w:val="24"/>
                 <w:szCs w:val="24"/>
               </w:rPr>

--- a/templates_fiz/03_Физлицо_Сопровождение.docx
+++ b/templates_fiz/03_Физлицо_Сопровождение.docx
@@ -359,7 +359,7 @@
             <w14:bevel/>
           </w14:textOutline>
         </w:rPr>
-        <w:t xml:space="preserve">1.1. Исполнитель обязуется оказать За</w:t>
+        <w:t xml:space="preserve">1.1. Исполнитель обязуется оказать Заказчику комплекс консультационных услуг по тарифу «Сопровождение», который включает проведение менторских Сессий по управлению персоналом, регулярное сопровождение и консультации по оперативным вопросам (далее - «Сессии»).</w:t>
       </w:r>
       <w:r>
         <w:rPr>
@@ -373,7 +373,7 @@
             <w14:bevel/>
           </w14:textOutline>
         </w:rPr>
-        <w:t xml:space="preserve">казчику комплекс консультационных услуг по программе «{{ program_name }}» по тарифу «Сопровождение», который включает проведение менторских Сессий по управлению персоналом, регулярное сопровождение и консультации по оперативным вопросам (далее - «Сессии»).</w:t>
+        <w:t xml:space="preserve"/>
       </w:r>
       <w:r>
         <w:rPr>
@@ -424,7 +424,7 @@
             <w14:bevel/>
           </w14:textOutline>
         </w:rPr>
-        <w:t xml:space="preserve">1.2. Содержание программы сопровождения:</w:t>
+        <w:t xml:space="preserve">1.2. Количество менторских Сессий: {{ meeting_count }}.</w:t>
       </w:r>
       <w:r>
         <w:rPr>
@@ -475,7 +475,7 @@
             <w14:bevel/>
           </w14:textOutline>
         </w:rPr>
-        <w:t xml:space="preserve">{{ program }}</w:t>
+        <w:t xml:space="preserve">1.3. Продолжительность каждой Сессии составляет 1,5 (полтора) часа.</w:t>
       </w:r>
       <w:r>
         <w:rPr>
@@ -526,7 +526,7 @@
             <w14:bevel/>
           </w14:textOutline>
         </w:rPr>
-        <w:t xml:space="preserve">1.3. Количество менторских Сессий: {{ meeting_count }}. Продолжительность каждой Сессии: {{ meeting_hours }} ч. Общая продолжительность Сессий по программе: {{ total_hours }} ч.</w:t>
+        <w:t xml:space="preserve">1.4. Дата начала сопровождения: {{ service_date_long }}.</w:t>
       </w:r>
       <w:r>
         <w:rPr>
@@ -577,7 +577,7 @@
             <w14:bevel/>
           </w14:textOutline>
         </w:rPr>
-        <w:t xml:space="preserve">1.4. Период сопровождения: с {{ period_start_long }} по {{ period_end_long }}.</w:t>
+        <w:t xml:space="preserve">1.5. Периодичность Сессий и время обсуждаются заранее. Место проведения и организационные детали дополнительно согласовываются Сторонами по уполномоченным каналам связи.</w:t>
       </w:r>
       <w:r>
         <w:rPr>
@@ -598,159 +598,6 @@
         <w:jc w:val="both"/>
         <w:spacing w:line="240" w:lineRule="auto"/>
         <w:rPr>
-          <w:rFonts w:ascii="Garamond" w:hAnsi="Garamond" w:eastAsia="Times New Roman" w:cs="Times New Roman"/>
-          <w:color w:val="auto"/>
-          <w:sz w:val="24"/>
-          <w:szCs w:val="24"/>
-          <w14:textOutline w14:w="0" w14:cap="rnd" w14:cmpd="sng" w14:algn="ctr">
-            <w14:noFill/>
-            <w14:prstDash w14:val="solid"/>
-            <w14:bevel/>
-          </w14:textOutline>
-        </w:rPr>
-        <w:pBdr>
-          <w:top w:val="none" w:color="000000" w:sz="0" w:space="0"/>
-          <w:left w:val="none" w:color="000000" w:sz="0" w:space="0"/>
-          <w:bottom w:val="none" w:color="000000" w:sz="0" w:space="0"/>
-          <w:right w:val="none" w:color="000000" w:sz="0" w:space="0"/>
-          <w:between w:val="none" w:color="000000" w:sz="0" w:space="0"/>
-        </w:pBdr>
-      </w:pPr>
-      <w:r>
-        <w:rPr>
-          <w:rFonts w:ascii="Garamond" w:hAnsi="Garamond" w:eastAsia="Times New Roman" w:cs="Times New Roman"/>
-          <w:color w:val="auto"/>
-          <w:sz w:val="24"/>
-          <w:szCs w:val="24"/>
-          <w14:textOutline w14:w="0" w14:cap="rnd" w14:cmpd="sng" w14:algn="ctr">
-            <w14:noFill/>
-            <w14:prstDash w14:val="solid"/>
-            <w14:bevel/>
-          </w14:textOutline>
-        </w:rPr>
-        <w:t xml:space="preserve">1.5. Расписание программы сопровождения:</w:t>
-      </w:r>
-      <w:r>
-        <w:rPr>
-          <w:rFonts w:ascii="Garamond" w:hAnsi="Garamond" w:eastAsia="Times New Roman" w:cs="Times New Roman"/>
-          <w:color w:val="auto"/>
-          <w:sz w:val="24"/>
-          <w:szCs w:val="24"/>
-          <w14:textOutline w14:w="0" w14:cap="rnd" w14:cmpd="sng" w14:algn="ctr">
-            <w14:noFill/>
-            <w14:prstDash w14:val="solid"/>
-            <w14:bevel/>
-          </w14:textOutline>
-        </w:rPr>
-      </w:r>
-    </w:p>
-    <w:p>
-      <w:pPr>
-        <w:jc w:val="both"/>
-        <w:spacing w:line="240" w:lineRule="auto"/>
-        <w:rPr>
-          <w:rFonts w:ascii="Garamond" w:hAnsi="Garamond" w:eastAsia="Times New Roman" w:cs="Times New Roman"/>
-          <w:color w:val="auto"/>
-          <w:sz w:val="24"/>
-          <w:szCs w:val="24"/>
-          <w14:textOutline w14:w="0" w14:cap="rnd" w14:cmpd="sng" w14:algn="ctr">
-            <w14:noFill/>
-            <w14:prstDash w14:val="solid"/>
-            <w14:bevel/>
-          </w14:textOutline>
-        </w:rPr>
-        <w:pBdr>
-          <w:top w:val="none" w:color="000000" w:sz="0" w:space="0"/>
-          <w:left w:val="none" w:color="000000" w:sz="0" w:space="0"/>
-          <w:bottom w:val="none" w:color="000000" w:sz="0" w:space="0"/>
-          <w:right w:val="none" w:color="000000" w:sz="0" w:space="0"/>
-          <w:between w:val="none" w:color="000000" w:sz="0" w:space="0"/>
-        </w:pBdr>
-      </w:pPr>
-      <w:r>
-        <w:rPr>
-          <w:rFonts w:ascii="Garamond" w:hAnsi="Garamond" w:eastAsia="Times New Roman" w:cs="Times New Roman"/>
-          <w:color w:val="auto"/>
-          <w:sz w:val="24"/>
-          <w:szCs w:val="24"/>
-          <w14:textOutline w14:w="0" w14:cap="rnd" w14:cmpd="sng" w14:algn="ctr">
-            <w14:noFill/>
-            <w14:prstDash w14:val="solid"/>
-            <w14:bevel/>
-          </w14:textOutline>
-        </w:rPr>
-        <w:t xml:space="preserve">{{ schedule }}</w:t>
-      </w:r>
-      <w:r>
-        <w:rPr>
-          <w:rFonts w:ascii="Garamond" w:hAnsi="Garamond" w:eastAsia="Times New Roman" w:cs="Times New Roman"/>
-          <w:color w:val="auto"/>
-          <w:sz w:val="24"/>
-          <w:szCs w:val="24"/>
-          <w14:textOutline w14:w="0" w14:cap="rnd" w14:cmpd="sng" w14:algn="ctr">
-            <w14:noFill/>
-            <w14:prstDash w14:val="solid"/>
-            <w14:bevel/>
-          </w14:textOutline>
-        </w:rPr>
-      </w:r>
-    </w:p>
-    <w:p>
-      <w:pPr>
-        <w:jc w:val="both"/>
-        <w:spacing w:line="240" w:lineRule="auto"/>
-        <w:rPr>
-          <w:rFonts w:ascii="Garamond" w:hAnsi="Garamond" w:eastAsia="Times New Roman" w:cs="Times New Roman"/>
-          <w:color w:val="auto"/>
-          <w:sz w:val="24"/>
-          <w:szCs w:val="24"/>
-          <w14:textOutline w14:w="0" w14:cap="rnd" w14:cmpd="sng" w14:algn="ctr">
-            <w14:noFill/>
-            <w14:prstDash w14:val="solid"/>
-            <w14:bevel/>
-          </w14:textOutline>
-        </w:rPr>
-        <w:pBdr>
-          <w:top w:val="none" w:color="000000" w:sz="0" w:space="0"/>
-          <w:left w:val="none" w:color="000000" w:sz="0" w:space="0"/>
-          <w:bottom w:val="none" w:color="000000" w:sz="0" w:space="0"/>
-          <w:right w:val="none" w:color="000000" w:sz="0" w:space="0"/>
-          <w:between w:val="none" w:color="000000" w:sz="0" w:space="0"/>
-        </w:pBdr>
-      </w:pPr>
-      <w:r>
-        <w:rPr>
-          <w:rFonts w:ascii="Garamond" w:hAnsi="Garamond" w:eastAsia="Times New Roman" w:cs="Times New Roman"/>
-          <w:color w:val="auto"/>
-          <w:sz w:val="24"/>
-          <w:szCs w:val="24"/>
-          <w14:textOutline w14:w="0" w14:cap="rnd" w14:cmpd="sng" w14:algn="ctr">
-            <w14:noFill/>
-            <w14:prstDash w14:val="solid"/>
-            <w14:bevel/>
-          </w14:textOutline>
-        </w:rPr>
-        <w:t xml:space="preserve">1.6. Периодичность Сессий и время обсуждаются заранее. Место проведения и организационные детали дополнительно согласовываются Сторонами по уполномоченным каналам связи.</w:t>
-      </w:r>
-      <w:r>
-        <w:rPr>
-          <w:rFonts w:ascii="Garamond" w:hAnsi="Garamond" w:eastAsia="Times New Roman" w:cs="Times New Roman"/>
-          <w:color w:val="auto"/>
-          <w:sz w:val="24"/>
-          <w:szCs w:val="24"/>
-          <w14:textOutline w14:w="0" w14:cap="rnd" w14:cmpd="sng" w14:algn="ctr">
-            <w14:noFill/>
-            <w14:prstDash w14:val="solid"/>
-            <w14:bevel/>
-          </w14:textOutline>
-        </w:rPr>
-      </w:r>
-    </w:p>
-    <w:p>
-      <w:pPr>
-        <w:jc w:val="both"/>
-        <w:spacing w:line="240" w:lineRule="auto"/>
-        <w:rPr>
           <w:rFonts w:ascii="Garamond" w:hAnsi="Garamond"/>
           <w:b/>
           <w:bCs/>
@@ -2192,6 +2039,7 @@
     </w:p>
     <w:p>
       <w:pPr>
+        <w:keepNext/>
         <w:ind w:firstLine="441"/>
         <w:jc w:val="both"/>
         <w:spacing w:line="240" w:lineRule="auto"/>
@@ -2494,7 +2342,7 @@
           <w:rFonts w:ascii="Garamond" w:hAnsi="Garamond"/>
           <w:sz w:val="24"/>
         </w:rPr>
-        <w:t xml:space="preserve">3.2. Содержание программы и расписание указываются в пунктах 1.2-1.5 настоящего Договора и адаптируются под реальные управленческие задачи Заказчика.</w:t>
+        <w:t xml:space="preserve">3.2. Содержание программы адаптируется под реальные управленческие задачи Заказчика. Периодичность Сессий и время согласовываются Сторонами в соответствии с пунктом 1.5 настоящего Договора.</w:t>
       </w:r>
       <w:r>
         <w:rPr>

--- a/templates_fiz/03_Физлицо_Сопровождение.docx
+++ b/templates_fiz/03_Физлицо_Сопровождение.docx
@@ -210,7 +210,7 @@
           <w:sz w:val="24"/>
           <w:szCs w:val="24"/>
         </w:rPr>
-        <w:t xml:space="preserve">Индивидуальный предприниматель Полякова Алсу Витальевна</w:t>
+        <w:t xml:space="preserve">Индивидуальный предприниматель {{ executor_fio }}</w:t>
       </w:r>
       <w:r>
         <w:rPr>
@@ -220,7 +220,7 @@
           <w:sz w:val="24"/>
           <w:szCs w:val="24"/>
         </w:rPr>
-        <w:t xml:space="preserve">, именуемый в дальнейшем «Исполнитель», действующий на основании ОГРНИП 322508100617300 от 12.12.2022, с другой стороны, совместно именуемые Стороны, а по отдельности - «Сторона», заключили настоящий Договор о нижеследующем:</w:t>
+        <w:t xml:space="preserve">, именуемый в дальнейшем «Исполнитель», действующий на основании ОГРНИП {{ executor_ogrnip }} от {{ executor_ogrnip_date }}, с другой стороны, совместно именуемые Стороны, а по отдельности - «Сторона», заключили настоящий Договор о нижеследующем:</w:t>
       </w:r>
       <w:r>
         <w:rPr>
@@ -6358,7 +6358,7 @@
                 <w:sz w:val="24"/>
                 <w:szCs w:val="24"/>
               </w:rPr>
-              <w:t xml:space="preserve">Полякова Алсу Витальевна</w:t>
+              <w:t xml:space="preserve">{{ executor_fio }}</w:t>
             </w:r>
             <w:r>
               <w:rPr>
@@ -6396,9 +6396,9 @@
                 <w:sz w:val="24"/>
                 <w:szCs w:val="24"/>
               </w:rPr>
-              <w:t xml:space="preserve">Адрес: 140033, Московская область, п. Малаховка, Быковское шоссе, д. 96</w:t>
+              <w:t xml:space="preserve">Адрес: {{ executor_address }}</w:t>
               <w:br/>
-              <w:t xml:space="preserve">ИНН: 212711744147</w:t>
+              <w:t xml:space="preserve">ИНН: {{ executor_inn }}</w:t>
             </w:r>
             <w:r>
               <w:rPr>
@@ -6471,7 +6471,7 @@
                 <w:sz w:val="24"/>
                 <w:szCs w:val="24"/>
               </w:rPr>
-              <w:t xml:space="preserve">Р/с: 40802810001500437495</w:t>
+              <w:t xml:space="preserve">Р/с: {{ executor_account }}</w:t>
             </w:r>
             <w:r>
               <w:rPr>
@@ -6506,7 +6506,7 @@
                 <w:sz w:val="24"/>
                 <w:szCs w:val="24"/>
               </w:rPr>
-              <w:t xml:space="preserve">в ООО «Банк Точка»</w:t>
+              <w:t xml:space="preserve">в {{ executor_bank }}</w:t>
             </w:r>
             <w:r>
               <w:rPr>
@@ -6541,7 +6541,7 @@
                 <w:sz w:val="24"/>
                 <w:szCs w:val="24"/>
               </w:rPr>
-              <w:t xml:space="preserve">К/с: 30101810745374525104</w:t>
+              <w:t xml:space="preserve">К/с: {{ executor_corr_account }}</w:t>
             </w:r>
             <w:r>
               <w:rPr>
@@ -6577,7 +6577,7 @@
                 <w:sz w:val="24"/>
                 <w:szCs w:val="24"/>
               </w:rPr>
-              <w:t xml:space="preserve">БИК: 044525104</w:t>
+              <w:t xml:space="preserve">БИК: {{ executor_bik }}</w:t>
             </w:r>
             <w:r>
               <w:rPr>
@@ -6609,7 +6609,7 @@
                 <w:sz w:val="24"/>
                 <w:szCs w:val="24"/>
               </w:rPr>
-              <w:t xml:space="preserve">ОКПО: 2019894459</w:t>
+              <w:t xml:space="preserve">ОКПО: {{ executor_okpo }}</w:t>
             </w:r>
             <w:r>
               <w:rPr>
@@ -6642,7 +6642,7 @@
                 <w:sz w:val="24"/>
                 <w:szCs w:val="24"/>
               </w:rPr>
-              <w:t xml:space="preserve">ОКТМО: 45397000000</w:t>
+              <w:t xml:space="preserve">ОКТМО: {{ executor_oktmo }}</w:t>
             </w:r>
             <w:r>
               <w:rPr>
@@ -6676,7 +6676,7 @@
                 <w:sz w:val="24"/>
                 <w:szCs w:val="24"/>
               </w:rPr>
-              <w:t xml:space="preserve">ОКВЭД: 96.09</w:t>
+              <w:t xml:space="preserve">ОКВЭД: {{ executor_okved }}</w:t>
             </w:r>
             <w:r>
               <w:rPr>
@@ -6708,7 +6708,7 @@
                 <w:sz w:val="24"/>
                 <w:szCs w:val="24"/>
               </w:rPr>
-              <w:t xml:space="preserve">ОГРНИП: 322508100617300</w:t>
+              <w:t xml:space="preserve">ОГРНИП: {{ executor_ogrnip }}</w:t>
             </w:r>
             <w:r>
               <w:rPr>
@@ -6753,7 +6753,7 @@
                   <w:sz w:val="24"/>
                   <w:szCs w:val="24"/>
                 </w:rPr>
-                <w:t xml:space="preserve">alsu.polyakova@a</w:t>
+                <w:t xml:space="preserve">{{ executor_email }}</w:t>
               </w:r>
             </w:hyperlink>
             <w:r>
@@ -6762,7 +6762,7 @@
                 <w:sz w:val="24"/>
                 <w:szCs w:val="24"/>
               </w:rPr>
-              <w:t xml:space="preserve">-genda.ru</w:t>
+              <w:t xml:space="preserve"/>
             </w:r>
             <w:r>
               <w:rPr>
@@ -6797,7 +6797,7 @@
                 <w:sz w:val="24"/>
                 <w:szCs w:val="24"/>
               </w:rPr>
-              <w:t xml:space="preserve">Телефон: +7 (916) 600-80-81</w:t>
+              <w:t xml:space="preserve">Телефон: {{ executor_phone }}</w:t>
             </w:r>
             <w:r/>
             <w:r>
@@ -7418,7 +7418,7 @@
                 <w:sz w:val="24"/>
                 <w:szCs w:val="24"/>
               </w:rPr>
-              <w:t xml:space="preserve">Полякова А.В.</w:t>
+              <w:t xml:space="preserve">{{ executor_short_name }}</w:t>
             </w:r>
             <w:r>
               <w:rPr>
@@ -7530,7 +7530,7 @@
                 <w:sz w:val="24"/>
                 <w:szCs w:val="24"/>
               </w:rPr>
-              <w:t xml:space="preserve">_________________ А.В. Полякова</w:t>
+              <w:t xml:space="preserve">_________________ {{ executor_signature }}</w:t>
             </w:r>
             <w:r>
               <w:rPr>
